--- a/droit social dcg/31- inspection du travail.docx
+++ b/droit social dcg/31- inspection du travail.docx
@@ -8,6 +8,11 @@
         <w:jc w:val="center"/>
       </w:pPr>
       <w:r>
+        <w:rPr>
+          <w:b/>
+          <w:color w:val="1F4E79"/>
+          <w:sz w:val="34"/>
+        </w:rPr>
         <w:t>FICHE 31 : L’INSPECTION DU TRAVAIL</w:t>
       </w:r>
     </w:p>
@@ -18,26 +23,51 @@
         <w:pStyle w:val="Heading2"/>
       </w:pPr>
       <w:r>
+        <w:rPr>
+          <w:b/>
+          <w:color w:val="2F5496"/>
+          <w:sz w:val="24"/>
+        </w:rPr>
         <w:t>I- LES ATTRIBUTIONS DE L’INSPECTION DU TRAVAIL I –</w:t>
       </w:r>
     </w:p>
     <w:p>
       <w:r>
+        <w:rPr>
+          <w:b w:val="0"/>
+          <w:color w:val="000000"/>
+          <w:sz w:val="22"/>
+        </w:rPr>
         <w:t>Remaniées par l’ordonnance du 7 avril 2016 et la loi relative au travail du 8 août 2016, l’organisation, les prérogatives et</w:t>
       </w:r>
     </w:p>
     <w:p>
       <w:r>
+        <w:rPr>
+          <w:b w:val="0"/>
+          <w:color w:val="000000"/>
+          <w:sz w:val="22"/>
+        </w:rPr>
         <w:t>missions de l’inspection du travail ont été modifiées dans la perspective d’améliorer les rapports entre l’administration</w:t>
       </w:r>
     </w:p>
     <w:p>
       <w:r>
+        <w:rPr>
+          <w:b w:val="0"/>
+          <w:color w:val="000000"/>
+          <w:sz w:val="22"/>
+        </w:rPr>
         <w:t>et les entreprises mais aussi d’assurer un contrôle plus adapté de celles-ci quant à l’observation des dispositions légales,</w:t>
       </w:r>
     </w:p>
     <w:p>
       <w:r>
+        <w:rPr>
+          <w:b w:val="0"/>
+          <w:color w:val="000000"/>
+          <w:sz w:val="22"/>
+        </w:rPr>
         <w:t>réglementaires et conventionnelles.</w:t>
       </w:r>
     </w:p>
@@ -47,41 +77,81 @@
         <w:pStyle w:val="Heading2"/>
       </w:pPr>
       <w:r>
+        <w:rPr>
+          <w:b/>
+          <w:color w:val="2F5496"/>
+          <w:sz w:val="24"/>
+        </w:rPr>
         <w:t>A- MISSION DE CONTRÔLE A –</w:t>
       </w:r>
     </w:p>
     <w:p>
       <w:r>
+        <w:rPr>
+          <w:b w:val="0"/>
+          <w:color w:val="000000"/>
+          <w:sz w:val="22"/>
+        </w:rPr>
         <w:t>De sa propre initiative ou à la suite d’une plainte de salariés notamment, l’inspecteur du travail peut être amené à</w:t>
       </w:r>
     </w:p>
     <w:p>
       <w:r>
+        <w:rPr>
+          <w:b w:val="0"/>
+          <w:color w:val="000000"/>
+          <w:sz w:val="22"/>
+        </w:rPr>
         <w:t>contrôler une entreprise sur tout sujet relatif à l’application de la législation du travail, aux lois et règlements non</w:t>
       </w:r>
     </w:p>
     <w:p>
       <w:r>
+        <w:rPr>
+          <w:b w:val="0"/>
+          <w:color w:val="000000"/>
+          <w:sz w:val="22"/>
+        </w:rPr>
         <w:t>codifiés ainsi qu’aux conventions et accords collectifs (art. L. 8112-1 C. trav; art. 3 et 23 Conv. OIT. 81). Le contrôle</w:t>
       </w:r>
     </w:p>
     <w:p>
       <w:r>
+        <w:rPr>
+          <w:b w:val="0"/>
+          <w:color w:val="000000"/>
+          <w:sz w:val="22"/>
+        </w:rPr>
         <w:t>s’effectue dans le respect du code de déontologie nouvellement fixé par décret.</w:t>
       </w:r>
     </w:p>
     <w:p>
       <w:r>
+        <w:rPr>
+          <w:b w:val="0"/>
+          <w:color w:val="000000"/>
+          <w:sz w:val="22"/>
+        </w:rPr>
         <w:t>À titre d’exemple, il peut porter sur le fonctionnement des institutions représentatives du personnel, sur le respect de la</w:t>
       </w:r>
     </w:p>
     <w:p>
       <w:r>
+        <w:rPr>
+          <w:b w:val="0"/>
+          <w:color w:val="000000"/>
+          <w:sz w:val="22"/>
+        </w:rPr>
         <w:t>réglementation relative à l’hygiène et la sécurité, sur le respect des dispositions de la convention collective ou encore sur</w:t>
       </w:r>
     </w:p>
     <w:p>
       <w:r>
+        <w:rPr>
+          <w:b w:val="0"/>
+          <w:color w:val="000000"/>
+          <w:sz w:val="22"/>
+        </w:rPr>
         <w:t>l’observation des prescriptions légales relatives aux salariés précaires.</w:t>
       </w:r>
     </w:p>
@@ -91,16 +161,31 @@
         <w:pStyle w:val="Heading2"/>
       </w:pPr>
       <w:r>
+        <w:rPr>
+          <w:b/>
+          <w:color w:val="2F5496"/>
+          <w:sz w:val="24"/>
+        </w:rPr>
         <w:t>B- MISSION DE CONSEIL B –</w:t>
       </w:r>
     </w:p>
     <w:p>
       <w:r>
+        <w:rPr>
+          <w:b w:val="0"/>
+          <w:color w:val="000000"/>
+          <w:sz w:val="22"/>
+        </w:rPr>
         <w:t>L’inspecteur du travail peut conseiller l’employeur ou le salarié dans l’interprétation de la législation, et sur toute</w:t>
       </w:r>
     </w:p>
     <w:p>
       <w:r>
+        <w:rPr>
+          <w:b w:val="0"/>
+          <w:color w:val="000000"/>
+          <w:sz w:val="22"/>
+        </w:rPr>
         <w:t>mesure envisagée par l’employeur.</w:t>
       </w:r>
     </w:p>
@@ -110,16 +195,31 @@
         <w:pStyle w:val="Heading2"/>
       </w:pPr>
       <w:r>
+        <w:rPr>
+          <w:b/>
+          <w:color w:val="2F5496"/>
+          <w:sz w:val="24"/>
+        </w:rPr>
         <w:t>C- RÔLE DE MÉDIATEUR C –</w:t>
       </w:r>
     </w:p>
     <w:p>
       <w:r>
+        <w:rPr>
+          <w:b w:val="0"/>
+          <w:color w:val="000000"/>
+          <w:sz w:val="22"/>
+        </w:rPr>
         <w:t>L’inspecteur du travail peut être appelé préventivement en tant que médiateur à l’occasion d’un conflit collectif. Il peut</w:t>
       </w:r>
     </w:p>
     <w:p>
       <w:r>
+        <w:rPr>
+          <w:b w:val="0"/>
+          <w:color w:val="000000"/>
+          <w:sz w:val="22"/>
+        </w:rPr>
         <w:t>à cet effet œuvrer pour toute conciliation des parties.</w:t>
       </w:r>
     </w:p>
@@ -129,6 +229,11 @@
         <w:pStyle w:val="Heading2"/>
       </w:pPr>
       <w:r>
+        <w:rPr>
+          <w:b/>
+          <w:color w:val="2F5496"/>
+          <w:sz w:val="24"/>
+        </w:rPr>
         <w:t>II- LES MOYENS DE L’INSPECTEUR DU TRAVAIL II –</w:t>
       </w:r>
     </w:p>
@@ -137,16 +242,31 @@
         <w:pStyle w:val="Heading2"/>
       </w:pPr>
       <w:r>
+        <w:rPr>
+          <w:b/>
+          <w:color w:val="2F5496"/>
+          <w:sz w:val="24"/>
+        </w:rPr>
         <w:t>A- DROIT D’ENTRÉE (ART L 8113-1 C.TRAV.) A –</w:t>
       </w:r>
     </w:p>
     <w:p>
       <w:r>
+        <w:rPr>
+          <w:b w:val="0"/>
+          <w:color w:val="000000"/>
+          <w:sz w:val="22"/>
+        </w:rPr>
         <w:t>Les inspecteurs ont d’un droit d’entrée dans toute entreprise et établissement dans lesquels sont employés des</w:t>
       </w:r>
     </w:p>
     <w:p>
       <w:r>
+        <w:rPr>
+          <w:b w:val="0"/>
+          <w:color w:val="000000"/>
+          <w:sz w:val="22"/>
+        </w:rPr>
         <w:t>personnes soumises à la législation du travail. La mise en œuvre de ce droit ne nécessite aucun avertissement préalable.</w:t>
       </w:r>
     </w:p>
@@ -156,26 +276,51 @@
         <w:pStyle w:val="Heading2"/>
       </w:pPr>
       <w:r>
+        <w:rPr>
+          <w:b/>
+          <w:color w:val="2F5496"/>
+          <w:sz w:val="24"/>
+        </w:rPr>
         <w:t>B- DROIT DE VISITE (ART. L 8113-1 C.TRAV.) B –</w:t>
       </w:r>
     </w:p>
     <w:p>
       <w:r>
+        <w:rPr>
+          <w:b w:val="0"/>
+          <w:color w:val="000000"/>
+          <w:sz w:val="22"/>
+        </w:rPr>
         <w:t>Le droit de visite consiste en la possibilité pour l’inspecteur de visiter l’intérieur des locaux dans lesquels les salariés</w:t>
       </w:r>
     </w:p>
     <w:p>
       <w:r>
+        <w:rPr>
+          <w:b w:val="0"/>
+          <w:color w:val="000000"/>
+          <w:sz w:val="22"/>
+        </w:rPr>
         <w:t>travaillent ou ont accès. Une limite est fixée cependant à l’alinéa 2 de l’article 8113-1. En effet lorsque les locaux de</w:t>
       </w:r>
     </w:p>
     <w:p>
       <w:r>
+        <w:rPr>
+          <w:b w:val="0"/>
+          <w:color w:val="000000"/>
+          <w:sz w:val="22"/>
+        </w:rPr>
         <w:t>travail servent aussi à l’habitation, l’inspection des locaux ne peut se faire qu’avec l’assentiment des personnes</w:t>
       </w:r>
     </w:p>
     <w:p>
       <w:r>
+        <w:rPr>
+          <w:b w:val="0"/>
+          <w:color w:val="000000"/>
+          <w:sz w:val="22"/>
+        </w:rPr>
         <w:t>concernées. La visite peut s’effectuer hors ou en présence des délégués du personnel.</w:t>
       </w:r>
     </w:p>
@@ -185,26 +330,51 @@
         <w:pStyle w:val="Heading2"/>
       </w:pPr>
       <w:r>
+        <w:rPr>
+          <w:b/>
+          <w:color w:val="2F5496"/>
+          <w:sz w:val="24"/>
+        </w:rPr>
         <w:t>C- DROIT D’INFORMATION (ART. L 8113-4 C.TRAV.) C –</w:t>
       </w:r>
     </w:p>
     <w:p>
       <w:r>
+        <w:rPr>
+          <w:b w:val="0"/>
+          <w:color w:val="000000"/>
+          <w:sz w:val="22"/>
+        </w:rPr>
         <w:t>À l’occasion d’un contrôle, l’inspecteur du travail dispose d’un droit de communication sur l’ensemble des livres, regis-</w:t>
       </w:r>
     </w:p>
     <w:p>
       <w:r>
+        <w:rPr>
+          <w:b w:val="0"/>
+          <w:color w:val="000000"/>
+          <w:sz w:val="22"/>
+        </w:rPr>
         <w:t>tres et documents obligatoires (le registre du personnel, les contrats de travail…). Ce droit s’étend à tout document de</w:t>
       </w:r>
     </w:p>
     <w:p>
       <w:r>
+        <w:rPr>
+          <w:b w:val="0"/>
+          <w:color w:val="000000"/>
+          <w:sz w:val="22"/>
+        </w:rPr>
         <w:t>nature à caractériser une discrimination ou à établir l’existence de travail dissimulé ainsi qu’aux domaines du</w:t>
       </w:r>
     </w:p>
     <w:p>
       <w:r>
+        <w:rPr>
+          <w:b w:val="0"/>
+          <w:color w:val="000000"/>
+          <w:sz w:val="22"/>
+        </w:rPr>
         <w:t>harcèlement moral et sexuel, de la santé et de la sécurité au travail.</w:t>
       </w:r>
     </w:p>
@@ -214,21 +384,41 @@
         <w:pStyle w:val="Heading2"/>
       </w:pPr>
       <w:r>
+        <w:rPr>
+          <w:b/>
+          <w:color w:val="2F5496"/>
+          <w:sz w:val="24"/>
+        </w:rPr>
         <w:t>D- DROIT DE PRÉLÈVEMENT (ART. L 8113-3 C.TRAV.) D –</w:t>
       </w:r>
     </w:p>
     <w:p>
       <w:r>
+        <w:rPr>
+          <w:b w:val="0"/>
+          <w:color w:val="000000"/>
+          <w:sz w:val="22"/>
+        </w:rPr>
         <w:t>Complémentaire des autres prérogatives, le droit de prélèvement permet techniquement de réaliser tout analyse utile à</w:t>
       </w:r>
     </w:p>
     <w:p>
       <w:r>
+        <w:rPr>
+          <w:b w:val="0"/>
+          <w:color w:val="000000"/>
+          <w:sz w:val="22"/>
+        </w:rPr>
         <w:t>l’accomplissement de son contrôle. Par exemple s’il s’agit de vérifier que les salariés ne sont pas en contact avec des</w:t>
       </w:r>
     </w:p>
     <w:p>
       <w:r>
+        <w:rPr>
+          <w:b w:val="0"/>
+          <w:color w:val="000000"/>
+          <w:sz w:val="22"/>
+        </w:rPr>
         <w:t>produits de nature à mettre leur santé en danger (amiante, mercure…).</w:t>
       </w:r>
     </w:p>
@@ -238,6 +428,11 @@
         <w:pStyle w:val="Heading2"/>
       </w:pPr>
       <w:r>
+        <w:rPr>
+          <w:b/>
+          <w:color w:val="2F5496"/>
+          <w:sz w:val="24"/>
+        </w:rPr>
         <w:t>III- LES DÉCISIONS DE L’INSPECTEUR DU TRAVAIL ET DE LA DREETS III –</w:t>
       </w:r>
     </w:p>
@@ -246,26 +441,51 @@
         <w:pStyle w:val="Heading2"/>
       </w:pPr>
       <w:r>
+        <w:rPr>
+          <w:b/>
+          <w:color w:val="2F5496"/>
+          <w:sz w:val="24"/>
+        </w:rPr>
         <w:t>A- LA LETTRE D’OBSERVATION A –</w:t>
       </w:r>
     </w:p>
     <w:p>
       <w:r>
+        <w:rPr>
+          <w:b w:val="0"/>
+          <w:color w:val="000000"/>
+          <w:sz w:val="22"/>
+        </w:rPr>
         <w:t>Prévue par aucun texte (sauf exception), la lettre d’observation est un écrit récapitulant les différents constats et relevés</w:t>
       </w:r>
     </w:p>
     <w:p>
       <w:r>
+        <w:rPr>
+          <w:b w:val="0"/>
+          <w:color w:val="000000"/>
+          <w:sz w:val="22"/>
+        </w:rPr>
         <w:t>d’irrégularités enregistrées au cours du contrôle, un rappel de la loi, voire une simple opinion. En ce sens, elle ne</w:t>
       </w:r>
     </w:p>
     <w:p>
       <w:r>
+        <w:rPr>
+          <w:b w:val="0"/>
+          <w:color w:val="000000"/>
+          <w:sz w:val="22"/>
+        </w:rPr>
         <w:t>constitue pas un acte administratif susceptible d’un recours en justice. Fréquente dès lors que les textes n’imposent pas</w:t>
       </w:r>
     </w:p>
     <w:p>
       <w:r>
+        <w:rPr>
+          <w:b w:val="0"/>
+          <w:color w:val="000000"/>
+          <w:sz w:val="22"/>
+        </w:rPr>
         <w:t>une mise en demeure, elle exige de l’employeur la régularisation des éventuelles anomalies constatées.</w:t>
       </w:r>
     </w:p>
@@ -275,31 +495,61 @@
         <w:pStyle w:val="Heading2"/>
       </w:pPr>
       <w:r>
+        <w:rPr>
+          <w:b/>
+          <w:color w:val="2F5496"/>
+          <w:sz w:val="24"/>
+        </w:rPr>
         <w:t>B- LA MISE EN DEMEURE (ART. 4721-4; 4721-6 AL 1 C.TRAV.) B –</w:t>
       </w:r>
     </w:p>
     <w:p>
       <w:r>
+        <w:rPr>
+          <w:b w:val="0"/>
+          <w:color w:val="000000"/>
+          <w:sz w:val="22"/>
+        </w:rPr>
         <w:t>Elle enjoint l’employeur de faire cesser les infractions constatées au cours du contrôle dans un délai qui ne peut être</w:t>
       </w:r>
     </w:p>
     <w:p>
       <w:r>
+        <w:rPr>
+          <w:b w:val="0"/>
+          <w:color w:val="000000"/>
+          <w:sz w:val="22"/>
+        </w:rPr>
         <w:t>inférieur à 4 jours. Son caractère impératif ouvre un droit de recours au profit de l’employeur soit par la voie hiérarchique</w:t>
       </w:r>
     </w:p>
     <w:p>
       <w:r>
+        <w:rPr>
+          <w:b w:val="0"/>
+          <w:color w:val="000000"/>
+          <w:sz w:val="22"/>
+        </w:rPr>
         <w:t>(auprès du directeur régional du travail, de l’emploi et de la formation professionnelle) soit par la voie judiciaire lorsqu’il</w:t>
       </w:r>
     </w:p>
     <w:p>
       <w:r>
+        <w:rPr>
+          <w:b w:val="0"/>
+          <w:color w:val="000000"/>
+          <w:sz w:val="22"/>
+        </w:rPr>
         <w:t>remet en cause la réalité d’un danger à l’occasion de la mise en demeure préalable à l’arrêt temporaire d’activité (art. L</w:t>
       </w:r>
     </w:p>
     <w:p>
       <w:r>
+        <w:rPr>
+          <w:b w:val="0"/>
+          <w:color w:val="000000"/>
+          <w:sz w:val="22"/>
+        </w:rPr>
         <w:t>4723-1 C.trav.). Elle peut être délivrée à titre d’injonction ou préalablement à procès-verbal.</w:t>
       </w:r>
     </w:p>
@@ -309,46 +559,91 @@
         <w:pStyle w:val="Heading2"/>
       </w:pPr>
       <w:r>
+        <w:rPr>
+          <w:b/>
+          <w:color w:val="2F5496"/>
+          <w:sz w:val="24"/>
+        </w:rPr>
         <w:t>C- LE PROCÈS-VERBAL (ART. L 4721-4, 4721-5 AL 1 ET 8113-7 C.TRAV.) C –</w:t>
       </w:r>
     </w:p>
     <w:p>
       <w:r>
+        <w:rPr>
+          <w:b w:val="0"/>
+          <w:color w:val="000000"/>
+          <w:sz w:val="22"/>
+        </w:rPr>
         <w:t>D’une particulière gravité, le procès-verbal constate une infraction susceptible de recevoir une qualification pénale. Il</w:t>
       </w:r>
     </w:p>
     <w:p>
       <w:r>
+        <w:rPr>
+          <w:b w:val="0"/>
+          <w:color w:val="000000"/>
+          <w:sz w:val="22"/>
+        </w:rPr>
         <w:t>est transmis au procureur de la république, qui en application du principe d’opportunité des poursuites, peut décider de</w:t>
       </w:r>
     </w:p>
     <w:p>
       <w:r>
+        <w:rPr>
+          <w:b w:val="0"/>
+          <w:color w:val="000000"/>
+          <w:sz w:val="22"/>
+        </w:rPr>
         <w:t>poursuivre l’employeur ou de classer l’affaire sans suite. Néanmoins, depuis la loi du 22 mars 2012, l’inspecteur du travail</w:t>
       </w:r>
     </w:p>
     <w:p>
       <w:r>
+        <w:rPr>
+          <w:b w:val="0"/>
+          <w:color w:val="000000"/>
+          <w:sz w:val="22"/>
+        </w:rPr>
         <w:t>doit avant toute transmission au procureur de la République informer l’employeur des faits susceptibles de qualification</w:t>
       </w:r>
     </w:p>
     <w:p>
       <w:r>
+        <w:rPr>
+          <w:b w:val="0"/>
+          <w:color w:val="000000"/>
+          <w:sz w:val="22"/>
+        </w:rPr>
         <w:t>pénale et des sanctions encourues. La DREETS peut aussi proposer une transaction pénale lorsque l’infraction retenue</w:t>
       </w:r>
     </w:p>
     <w:p>
       <w:r>
+        <w:rPr>
+          <w:b w:val="0"/>
+          <w:color w:val="000000"/>
+          <w:sz w:val="22"/>
+        </w:rPr>
         <w:t>est une contravention ou un délit passible d’une peine d’emprisonnement de moins d’un an. La transaction n’est</w:t>
       </w:r>
     </w:p>
     <w:p>
       <w:r>
+        <w:rPr>
+          <w:b w:val="0"/>
+          <w:color w:val="000000"/>
+          <w:sz w:val="22"/>
+        </w:rPr>
         <w:t>possible que pour les infractions entrant dans le champ d’application de la loi (art. 8114-4), elle doit être acceptée par</w:t>
       </w:r>
     </w:p>
     <w:p>
       <w:r>
+        <w:rPr>
+          <w:b w:val="0"/>
+          <w:color w:val="000000"/>
+          <w:sz w:val="22"/>
+        </w:rPr>
         <w:t>l’employeur puis faire l’objet d’une homologation par le procureur de la République.</w:t>
       </w:r>
     </w:p>
@@ -358,36 +653,71 @@
         <w:pStyle w:val="Heading2"/>
       </w:pPr>
       <w:r>
+        <w:rPr>
+          <w:b/>
+          <w:color w:val="2F5496"/>
+          <w:sz w:val="24"/>
+        </w:rPr>
         <w:t>D- ARRÊT TEMPORAIRE DES TRAVAUX OU D’ACTIVITÉ (ART. L 4721-8 AL 1, 4731-1 C.TRAV.) D –</w:t>
       </w:r>
     </w:p>
     <w:p>
       <w:r>
+        <w:rPr>
+          <w:b w:val="0"/>
+          <w:color w:val="000000"/>
+          <w:sz w:val="22"/>
+        </w:rPr>
         <w:t>Dans certains cas précis, lorsqu’il s’agit par exemple de soustraire les salariés à une situation dangereuse sur les</w:t>
       </w:r>
     </w:p>
     <w:p>
       <w:r>
+        <w:rPr>
+          <w:b w:val="0"/>
+          <w:color w:val="000000"/>
+          <w:sz w:val="22"/>
+        </w:rPr>
         <w:t>chantiers du bâtiment et des travaux publics (Risque de chute ou risque d’ensevelissement sur un chantier par exemple)</w:t>
       </w:r>
     </w:p>
     <w:p>
       <w:r>
+        <w:rPr>
+          <w:b w:val="0"/>
+          <w:color w:val="000000"/>
+          <w:sz w:val="22"/>
+        </w:rPr>
         <w:t>ou d’une situation dangereuse résultant d’une exposition à une substance chimique cancérigène, mutagène ou toxique,</w:t>
       </w:r>
     </w:p>
     <w:p>
       <w:r>
+        <w:rPr>
+          <w:b w:val="0"/>
+          <w:color w:val="000000"/>
+          <w:sz w:val="22"/>
+        </w:rPr>
         <w:t>l’inspecteur du travail peut, sous son autorité, prescrire l’arrêt immédiat des travaux ou de l’activité. Celui-ci n’entraîne</w:t>
       </w:r>
     </w:p>
     <w:p>
       <w:r>
+        <w:rPr>
+          <w:b w:val="0"/>
+          <w:color w:val="000000"/>
+          <w:sz w:val="22"/>
+        </w:rPr>
         <w:t>ni rupture ni suspension des contrats de travail, l’employeur devant maintenir la rémunération des salariés.</w:t>
       </w:r>
     </w:p>
     <w:p>
       <w:r>
+        <w:rPr>
+          <w:b w:val="0"/>
+          <w:color w:val="000000"/>
+          <w:sz w:val="22"/>
+        </w:rPr>
         <w:t>La décision de l’inspecteur du travail peut faire l’objet d’un recours en référé devant la juridiction administrative.</w:t>
       </w:r>
     </w:p>
@@ -397,16 +727,31 @@
         <w:pStyle w:val="Heading2"/>
       </w:pPr>
       <w:r>
+        <w:rPr>
+          <w:b/>
+          <w:color w:val="2F5496"/>
+          <w:sz w:val="24"/>
+        </w:rPr>
         <w:t>E- L’AMENDE ADMINISTRATIVE (ART. 8115-1 C.TRAV.)</w:t>
       </w:r>
     </w:p>
     <w:p>
       <w:r>
+        <w:rPr>
+          <w:b w:val="0"/>
+          <w:color w:val="000000"/>
+          <w:sz w:val="22"/>
+        </w:rPr>
         <w:t>Depuis le 1er juillet 2016, il est possible pour l’autorité administrative, sur rapport de l’inspecteur du travail, de prononcer des</w:t>
       </w:r>
     </w:p>
     <w:p>
       <w:r>
+        <w:rPr>
+          <w:b w:val="0"/>
+          <w:color w:val="000000"/>
+          <w:sz w:val="22"/>
+        </w:rPr>
         <w:t>amendes administratives à l’encontre de l’employeur lorsque des manquements sont constatés dans les domaines suivants :</w:t>
       </w:r>
     </w:p>
@@ -415,7 +760,12 @@
         <w:pStyle w:val="ListBullet"/>
       </w:pPr>
       <w:r>
-        <w:t>- les durées maximales de travail ;</w:t>
+        <w:rPr>
+          <w:b w:val="0"/>
+          <w:color w:val="000000"/>
+          <w:sz w:val="22"/>
+        </w:rPr>
+        <w:t>les durées maximales de travail ;</w:t>
       </w:r>
     </w:p>
     <w:p>
@@ -423,7 +773,12 @@
         <w:pStyle w:val="ListBullet"/>
       </w:pPr>
       <w:r>
-        <w:t>- les repos ;</w:t>
+        <w:rPr>
+          <w:b w:val="0"/>
+          <w:color w:val="000000"/>
+          <w:sz w:val="22"/>
+        </w:rPr>
+        <w:t>les repos ;</w:t>
       </w:r>
     </w:p>
     <w:p>
@@ -431,7 +786,12 @@
         <w:pStyle w:val="ListBullet"/>
       </w:pPr>
       <w:r>
-        <w:t>- l’établissement d’un décompte de la durée du travail ;</w:t>
+        <w:rPr>
+          <w:b w:val="0"/>
+          <w:color w:val="000000"/>
+          <w:sz w:val="22"/>
+        </w:rPr>
+        <w:t>l’établissement d’un décompte de la durée du travail ;</w:t>
       </w:r>
     </w:p>
     <w:p>
@@ -439,7 +799,12 @@
         <w:pStyle w:val="ListBullet"/>
       </w:pPr>
       <w:r>
-        <w:t>- le SMIC et le minimum conventionnel ;</w:t>
+        <w:rPr>
+          <w:b w:val="0"/>
+          <w:color w:val="000000"/>
+          <w:sz w:val="22"/>
+        </w:rPr>
+        <w:t>le SMIC et le minimum conventionnel ;</w:t>
       </w:r>
     </w:p>
     <w:p>
@@ -447,7 +812,12 @@
         <w:pStyle w:val="ListBullet"/>
       </w:pPr>
       <w:r>
-        <w:t>- les obligations de l’employeur relatives aux installations sanitaires, à la restauration et à l’hébergement ;</w:t>
+        <w:rPr>
+          <w:b w:val="0"/>
+          <w:color w:val="000000"/>
+          <w:sz w:val="22"/>
+        </w:rPr>
+        <w:t>les obligations de l’employeur relatives aux installations sanitaires, à la restauration et à l’hébergement ;</w:t>
       </w:r>
     </w:p>
     <w:p>
@@ -455,21 +825,41 @@
         <w:pStyle w:val="ListBullet"/>
       </w:pPr>
       <w:r>
-        <w:t>- les mesures relatives aux prescriptions techniques de protection durant l’exécution des travaux.</w:t>
+        <w:rPr>
+          <w:b w:val="0"/>
+          <w:color w:val="000000"/>
+          <w:sz w:val="22"/>
+        </w:rPr>
+        <w:t>les mesures relatives aux prescriptions techniques de protection durant l’exécution des travaux.</w:t>
       </w:r>
     </w:p>
     <w:p>
       <w:r>
+        <w:rPr>
+          <w:b w:val="0"/>
+          <w:color w:val="000000"/>
+          <w:sz w:val="22"/>
+        </w:rPr>
         <w:t>Les amendes susceptibles d’être encourues vont de 2 000 à 10 000 euros par salarié concerné (le double en cas de récidive).</w:t>
       </w:r>
     </w:p>
     <w:p>
       <w:r>
+        <w:rPr>
+          <w:b w:val="0"/>
+          <w:color w:val="000000"/>
+          <w:sz w:val="22"/>
+        </w:rPr>
         <w:t>Préalablement, l’employeur doit être informé et dispose du délai d’un mois pour contester la mesure. Une fois le délai</w:t>
       </w:r>
     </w:p>
     <w:p>
       <w:r>
+        <w:rPr>
+          <w:b w:val="0"/>
+          <w:color w:val="000000"/>
+          <w:sz w:val="22"/>
+        </w:rPr>
         <w:t>purgé, l’autorité administrative peut prononcer l’amende.</w:t>
       </w:r>
     </w:p>
@@ -479,29 +869,55 @@
         <w:pStyle w:val="Heading2"/>
       </w:pPr>
       <w:r>
+        <w:rPr>
+          <w:b/>
+          <w:color w:val="2F5496"/>
+          <w:sz w:val="24"/>
+        </w:rPr>
         <w:t>F- LA TRANSACTION</w:t>
       </w:r>
     </w:p>
     <w:p>
       <w:r>
+        <w:rPr>
+          <w:b w:val="0"/>
+          <w:color w:val="000000"/>
+          <w:sz w:val="22"/>
+        </w:rPr>
         <w:t>La DREETS peut, tant que l’action publique n’a pas été mise en mouvement, proposer une transaction pénale consistant</w:t>
       </w:r>
     </w:p>
     <w:p>
       <w:r>
+        <w:rPr>
+          <w:b w:val="0"/>
+          <w:color w:val="000000"/>
+          <w:sz w:val="22"/>
+        </w:rPr>
         <w:t>au paiement d’une amende pour les infractions qualifiées de contraventions ou les délits réprimés par une peine d’em-</w:t>
       </w:r>
     </w:p>
     <w:p>
       <w:r>
+        <w:rPr>
+          <w:b w:val="0"/>
+          <w:color w:val="000000"/>
+          <w:sz w:val="22"/>
+        </w:rPr>
         <w:t>prisonnement de moins d’un an. Lorsqu’elle est acceptée, la transaction doit être ensuite homologuée par le procureur</w:t>
       </w:r>
     </w:p>
     <w:p>
       <w:r>
+        <w:rPr>
+          <w:b w:val="0"/>
+          <w:color w:val="000000"/>
+          <w:sz w:val="22"/>
+        </w:rPr>
         <w:t>de la République.</w:t>
       </w:r>
     </w:p>
+    <w:p/>
     <w:sectPr>
       <w:pgSz w:w="12240" w:h="15840"/>
       <w:pgMar w:top="1440" w:right="1800" w:bottom="1440" w:left="1800" w:header="720" w:footer="720" w:gutter="0"/>

--- a/droit social dcg/31- inspection du travail.docx
+++ b/droit social dcg/31- inspection du travail.docx
@@ -13,7 +13,7 @@
           <w:color w:val="1F4E79"/>
           <w:sz w:val="34"/>
         </w:rPr>
-        <w:t>FICHE 31 : L’INSPECTION DU TRAVAIL</w:t>
+        <w:t>FICHE 31 : L'INSPECTION DU TRAVAIL</w:t>
       </w:r>
     </w:p>
     <w:p/>
@@ -28,7 +28,7 @@
           <w:color w:val="2F5496"/>
           <w:sz w:val="24"/>
         </w:rPr>
-        <w:t>I- LES ATTRIBUTIONS DE L’INSPECTION DU TRAVAIL I –</w:t>
+        <w:t>I- LES ATTRIBUTIONS DE L'INSPECTION DU TRAVAIL I –</w:t>
       </w:r>
     </w:p>
     <w:p>
@@ -38,7 +38,7 @@
           <w:color w:val="000000"/>
           <w:sz w:val="22"/>
         </w:rPr>
-        <w:t>Remaniées par l’ordonnance du 7 avril 2016 et la loi relative au travail du 8 août 2016, l’organisation, les prérogatives et</w:t>
+        <w:t>Remaniées par l'ordonnance du 7 avril 2016 et la loi relative au travail du 8 août 2016, l'organisation, les prérogatives et</w:t>
       </w:r>
     </w:p>
     <w:p>
@@ -48,7 +48,7 @@
           <w:color w:val="000000"/>
           <w:sz w:val="22"/>
         </w:rPr>
-        <w:t>missions de l’inspection du travail ont été modifiées dans la perspective d’améliorer les rapports entre l’administration</w:t>
+        <w:t>missions de l'inspection du travail ont été modifiées dans la perspective d'améliorer les rapports entre l'administration</w:t>
       </w:r>
     </w:p>
     <w:p>
@@ -58,7 +58,7 @@
           <w:color w:val="000000"/>
           <w:sz w:val="22"/>
         </w:rPr>
-        <w:t>et les entreprises mais aussi d’assurer un contrôle plus adapté de celles-ci quant à l’observation des dispositions légales,</w:t>
+        <w:t>et les entreprises mais aussi d'assurer un contrôle plus adapté de celles-ci quant à l'observation des dispositions légales,</w:t>
       </w:r>
     </w:p>
     <w:p>
@@ -92,7 +92,7 @@
           <w:color w:val="000000"/>
           <w:sz w:val="22"/>
         </w:rPr>
-        <w:t>De sa propre initiative ou à la suite d’une plainte de salariés notamment, l’inspecteur du travail peut être amené à</w:t>
+        <w:t>De sa propre initiative ou à la suite d'une plainte de salariés notamment, l'inspecteur du travail peut être amené à</w:t>
       </w:r>
     </w:p>
     <w:p>
@@ -102,7 +102,7 @@
           <w:color w:val="000000"/>
           <w:sz w:val="22"/>
         </w:rPr>
-        <w:t>contrôler une entreprise sur tout sujet relatif à l’application de la législation du travail, aux lois et règlements non</w:t>
+        <w:t>contrôler une entreprise sur tout sujet relatif à l'application de la législation du travail, aux lois et règlements non</w:t>
       </w:r>
     </w:p>
     <w:p>
@@ -112,7 +112,7 @@
           <w:color w:val="000000"/>
           <w:sz w:val="22"/>
         </w:rPr>
-        <w:t>codifiés ainsi qu’aux conventions et accords collectifs (art. L. 8112-1 C. trav; art. 3 et 23 Conv. OIT. 81). Le contrôle</w:t>
+        <w:t>codifiés ainsi qu'aux conventions et accords collectifs (art. L. 8112-1 C. trav; art. 3 et 23 Conv. OIT. 81). Le contrôle</w:t>
       </w:r>
     </w:p>
     <w:p>
@@ -122,7 +122,7 @@
           <w:color w:val="000000"/>
           <w:sz w:val="22"/>
         </w:rPr>
-        <w:t>s’effectue dans le respect du code de déontologie nouvellement fixé par décret.</w:t>
+        <w:t>s'effectue dans le respect du code de déontologie nouvellement fixé par décret.</w:t>
       </w:r>
     </w:p>
     <w:p>
@@ -132,7 +132,7 @@
           <w:color w:val="000000"/>
           <w:sz w:val="22"/>
         </w:rPr>
-        <w:t>À titre d’exemple, il peut porter sur le fonctionnement des institutions représentatives du personnel, sur le respect de la</w:t>
+        <w:t>À titre d'exemple, il peut porter sur le fonctionnement des institutions représentatives du personnel, sur le respect de la</w:t>
       </w:r>
     </w:p>
     <w:p>
@@ -142,7 +142,7 @@
           <w:color w:val="000000"/>
           <w:sz w:val="22"/>
         </w:rPr>
-        <w:t>réglementation relative à l’hygiène et la sécurité, sur le respect des dispositions de la convention collective ou encore sur</w:t>
+        <w:t>réglementation relative à l'hygiène et la sécurité, sur le respect des dispositions de la convention collective ou encore sur</w:t>
       </w:r>
     </w:p>
     <w:p>
@@ -152,7 +152,7 @@
           <w:color w:val="000000"/>
           <w:sz w:val="22"/>
         </w:rPr>
-        <w:t>l’observation des prescriptions légales relatives aux salariés précaires.</w:t>
+        <w:t>l'observation des prescriptions légales relatives aux salariés précaires.</w:t>
       </w:r>
     </w:p>
     <w:p/>
@@ -176,7 +176,7 @@
           <w:color w:val="000000"/>
           <w:sz w:val="22"/>
         </w:rPr>
-        <w:t>L’inspecteur du travail peut conseiller l’employeur ou le salarié dans l’interprétation de la législation, et sur toute</w:t>
+        <w:t>L'inspecteur du travail peut conseiller l'employeur ou le salarié dans l'interprétation de la législation, et sur toute</w:t>
       </w:r>
     </w:p>
     <w:p>
@@ -186,7 +186,7 @@
           <w:color w:val="000000"/>
           <w:sz w:val="22"/>
         </w:rPr>
-        <w:t>mesure envisagée par l’employeur.</w:t>
+        <w:t>mesure envisagée par l'employeur.</w:t>
       </w:r>
     </w:p>
     <w:p/>
@@ -210,7 +210,7 @@
           <w:color w:val="000000"/>
           <w:sz w:val="22"/>
         </w:rPr>
-        <w:t>L’inspecteur du travail peut être appelé préventivement en tant que médiateur à l’occasion d’un conflit collectif. Il peut</w:t>
+        <w:t>L'inspecteur du travail peut être appelé préventivement en tant que médiateur à l'occasion d'un conflit collectif. Il peut</w:t>
       </w:r>
     </w:p>
     <w:p>
@@ -234,7 +234,7 @@
           <w:color w:val="2F5496"/>
           <w:sz w:val="24"/>
         </w:rPr>
-        <w:t>II- LES MOYENS DE L’INSPECTEUR DU TRAVAIL II –</w:t>
+        <w:t>II- LES MOYENS DE L'INSPECTEUR DU TRAVAIL II –</w:t>
       </w:r>
     </w:p>
     <w:p>
@@ -247,7 +247,7 @@
           <w:color w:val="2F5496"/>
           <w:sz w:val="24"/>
         </w:rPr>
-        <w:t>A- DROIT D’ENTRÉE (ART L 8113-1 C.TRAV.) A –</w:t>
+        <w:t>A- DROIT D'ENTRÉE (ART L 8113-1 C.TRAV.) A –</w:t>
       </w:r>
     </w:p>
     <w:p>
@@ -257,7 +257,7 @@
           <w:color w:val="000000"/>
           <w:sz w:val="22"/>
         </w:rPr>
-        <w:t>Les inspecteurs ont d’un droit d’entrée dans toute entreprise et établissement dans lesquels sont employés des</w:t>
+        <w:t>Les inspecteurs ont d'un droit d'entrée dans toute entreprise et établissement dans lesquels sont employés des</w:t>
       </w:r>
     </w:p>
     <w:p>
@@ -291,7 +291,7 @@
           <w:color w:val="000000"/>
           <w:sz w:val="22"/>
         </w:rPr>
-        <w:t>Le droit de visite consiste en la possibilité pour l’inspecteur de visiter l’intérieur des locaux dans lesquels les salariés</w:t>
+        <w:t>Le droit de visite consiste en la possibilité pour l'inspecteur de visiter l'intérieur des locaux dans lesquels les salariés</w:t>
       </w:r>
     </w:p>
     <w:p>
@@ -301,7 +301,7 @@
           <w:color w:val="000000"/>
           <w:sz w:val="22"/>
         </w:rPr>
-        <w:t>travaillent ou ont accès. Une limite est fixée cependant à l’alinéa 2 de l’article 8113-1. En effet lorsque les locaux de</w:t>
+        <w:t>travaillent ou ont accès. Une limite est fixée cependant à l'alinéa 2 de l'article 8113-1. En effet lorsque les locaux de</w:t>
       </w:r>
     </w:p>
     <w:p>
@@ -311,7 +311,7 @@
           <w:color w:val="000000"/>
           <w:sz w:val="22"/>
         </w:rPr>
-        <w:t>travail servent aussi à l’habitation, l’inspection des locaux ne peut se faire qu’avec l’assentiment des personnes</w:t>
+        <w:t>travail servent aussi à l'habitation, l'inspection des locaux ne peut se faire qu'avec l'assentiment des personnes</w:t>
       </w:r>
     </w:p>
     <w:p>
@@ -321,7 +321,7 @@
           <w:color w:val="000000"/>
           <w:sz w:val="22"/>
         </w:rPr>
-        <w:t>concernées. La visite peut s’effectuer hors ou en présence des délégués du personnel.</w:t>
+        <w:t>concernées. La visite peut s'effectuer hors ou en présence des délégués du personnel.</w:t>
       </w:r>
     </w:p>
     <w:p/>
@@ -335,7 +335,7 @@
           <w:color w:val="2F5496"/>
           <w:sz w:val="24"/>
         </w:rPr>
-        <w:t>C- DROIT D’INFORMATION (ART. L 8113-4 C.TRAV.) C –</w:t>
+        <w:t>C- DROIT D'INFORMATION (ART. L 8113-4 C.TRAV.) C –</w:t>
       </w:r>
     </w:p>
     <w:p>
@@ -345,7 +345,7 @@
           <w:color w:val="000000"/>
           <w:sz w:val="22"/>
         </w:rPr>
-        <w:t>À l’occasion d’un contrôle, l’inspecteur du travail dispose d’un droit de communication sur l’ensemble des livres, regis-</w:t>
+        <w:t>À l'occasion d'un contrôle, l'inspecteur du travail dispose d'un droit de communication sur l'ensemble des livres, regis-</w:t>
       </w:r>
     </w:p>
     <w:p>
@@ -355,7 +355,7 @@
           <w:color w:val="000000"/>
           <w:sz w:val="22"/>
         </w:rPr>
-        <w:t>tres et documents obligatoires (le registre du personnel, les contrats de travail…). Ce droit s’étend à tout document de</w:t>
+        <w:t>tres et documents obligatoires (le registre du personnel, les contrats de travail…). Ce droit s'étend à tout document de</w:t>
       </w:r>
     </w:p>
     <w:p>
@@ -365,7 +365,7 @@
           <w:color w:val="000000"/>
           <w:sz w:val="22"/>
         </w:rPr>
-        <w:t>nature à caractériser une discrimination ou à établir l’existence de travail dissimulé ainsi qu’aux domaines du</w:t>
+        <w:t>nature à caractériser une discrimination ou à établir l'existence de travail dissimulé ainsi qu'aux domaines du</w:t>
       </w:r>
     </w:p>
     <w:p>
@@ -409,7 +409,7 @@
           <w:color w:val="000000"/>
           <w:sz w:val="22"/>
         </w:rPr>
-        <w:t>l’accomplissement de son contrôle. Par exemple s’il s’agit de vérifier que les salariés ne sont pas en contact avec des</w:t>
+        <w:t>l'accomplissement de son contrôle. Par exemple s'il s'agit de vérifier que les salariés ne sont pas en contact avec des</w:t>
       </w:r>
     </w:p>
     <w:p>
@@ -433,7 +433,7 @@
           <w:color w:val="2F5496"/>
           <w:sz w:val="24"/>
         </w:rPr>
-        <w:t>III- LES DÉCISIONS DE L’INSPECTEUR DU TRAVAIL ET DE LA DREETS III –</w:t>
+        <w:t>III- LES DÉCISIONS DE L'INSPECTEUR DU TRAVAIL ET DE LA DREETS III –</w:t>
       </w:r>
     </w:p>
     <w:p>
@@ -446,7 +446,7 @@
           <w:color w:val="2F5496"/>
           <w:sz w:val="24"/>
         </w:rPr>
-        <w:t>A- LA LETTRE D’OBSERVATION A –</w:t>
+        <w:t>A- LA LETTRE D'OBSERVATION A –</w:t>
       </w:r>
     </w:p>
     <w:p>
@@ -456,7 +456,7 @@
           <w:color w:val="000000"/>
           <w:sz w:val="22"/>
         </w:rPr>
-        <w:t>Prévue par aucun texte (sauf exception), la lettre d’observation est un écrit récapitulant les différents constats et relevés</w:t>
+        <w:t>Prévue par aucun texte (sauf exception), la lettre d'observation est un écrit récapitulant les différents constats et relevés</w:t>
       </w:r>
     </w:p>
     <w:p>
@@ -466,7 +466,7 @@
           <w:color w:val="000000"/>
           <w:sz w:val="22"/>
         </w:rPr>
-        <w:t>d’irrégularités enregistrées au cours du contrôle, un rappel de la loi, voire une simple opinion. En ce sens, elle ne</w:t>
+        <w:t>d'irrégularités enregistrées au cours du contrôle, un rappel de la loi, voire une simple opinion. En ce sens, elle ne</w:t>
       </w:r>
     </w:p>
     <w:p>
@@ -476,7 +476,7 @@
           <w:color w:val="000000"/>
           <w:sz w:val="22"/>
         </w:rPr>
-        <w:t>constitue pas un acte administratif susceptible d’un recours en justice. Fréquente dès lors que les textes n’imposent pas</w:t>
+        <w:t>constitue pas un acte administratif susceptible d'un recours en justice. Fréquente dès lors que les textes n'imposent pas</w:t>
       </w:r>
     </w:p>
     <w:p>
@@ -486,7 +486,7 @@
           <w:color w:val="000000"/>
           <w:sz w:val="22"/>
         </w:rPr>
-        <w:t>une mise en demeure, elle exige de l’employeur la régularisation des éventuelles anomalies constatées.</w:t>
+        <w:t>une mise en demeure, elle exige de l'employeur la régularisation des éventuelles anomalies constatées.</w:t>
       </w:r>
     </w:p>
     <w:p/>
@@ -510,7 +510,7 @@
           <w:color w:val="000000"/>
           <w:sz w:val="22"/>
         </w:rPr>
-        <w:t>Elle enjoint l’employeur de faire cesser les infractions constatées au cours du contrôle dans un délai qui ne peut être</w:t>
+        <w:t>Elle enjoint l'employeur de faire cesser les infractions constatées au cours du contrôle dans un délai qui ne peut être</w:t>
       </w:r>
     </w:p>
     <w:p>
@@ -520,7 +520,7 @@
           <w:color w:val="000000"/>
           <w:sz w:val="22"/>
         </w:rPr>
-        <w:t>inférieur à 4 jours. Son caractère impératif ouvre un droit de recours au profit de l’employeur soit par la voie hiérarchique</w:t>
+        <w:t>inférieur à 4 jours. Son caractère impératif ouvre un droit de recours au profit de l'employeur soit par la voie hiérarchique</w:t>
       </w:r>
     </w:p>
     <w:p>
@@ -530,7 +530,7 @@
           <w:color w:val="000000"/>
           <w:sz w:val="22"/>
         </w:rPr>
-        <w:t>(auprès du directeur régional du travail, de l’emploi et de la formation professionnelle) soit par la voie judiciaire lorsqu’il</w:t>
+        <w:t>(auprès du directeur régional du travail, de l'emploi et de la formation professionnelle) soit par la voie judiciaire lorsqu'il</w:t>
       </w:r>
     </w:p>
     <w:p>
@@ -540,7 +540,7 @@
           <w:color w:val="000000"/>
           <w:sz w:val="22"/>
         </w:rPr>
-        <w:t>remet en cause la réalité d’un danger à l’occasion de la mise en demeure préalable à l’arrêt temporaire d’activité (art. L</w:t>
+        <w:t>remet en cause la réalité d'un danger à l'occasion de la mise en demeure préalable à l'arrêt temporaire d'activité (art. L</w:t>
       </w:r>
     </w:p>
     <w:p>
@@ -550,7 +550,7 @@
           <w:color w:val="000000"/>
           <w:sz w:val="22"/>
         </w:rPr>
-        <w:t>4723-1 C.trav.). Elle peut être délivrée à titre d’injonction ou préalablement à procès-verbal.</w:t>
+        <w:t>4723-1 C.trav.). Elle peut être délivrée à titre d'injonction ou préalablement à procès-verbal.</w:t>
       </w:r>
     </w:p>
     <w:p/>
@@ -574,7 +574,7 @@
           <w:color w:val="000000"/>
           <w:sz w:val="22"/>
         </w:rPr>
-        <w:t>D’une particulière gravité, le procès-verbal constate une infraction susceptible de recevoir une qualification pénale. Il</w:t>
+        <w:t>D'une particulière gravité, le procès-verbal constate une infraction susceptible de recevoir une qualification pénale. Il</w:t>
       </w:r>
     </w:p>
     <w:p>
@@ -584,7 +584,7 @@
           <w:color w:val="000000"/>
           <w:sz w:val="22"/>
         </w:rPr>
-        <w:t>est transmis au procureur de la république, qui en application du principe d’opportunité des poursuites, peut décider de</w:t>
+        <w:t>est transmis au procureur de la république, qui en application du principe d'opportunité des poursuites, peut décider de</w:t>
       </w:r>
     </w:p>
     <w:p>
@@ -594,7 +594,7 @@
           <w:color w:val="000000"/>
           <w:sz w:val="22"/>
         </w:rPr>
-        <w:t>poursuivre l’employeur ou de classer l’affaire sans suite. Néanmoins, depuis la loi du 22 mars 2012, l’inspecteur du travail</w:t>
+        <w:t>poursuivre l'employeur ou de classer l'affaire sans suite. Néanmoins, depuis la loi du 22 mars 2012, l'inspecteur du travail</w:t>
       </w:r>
     </w:p>
     <w:p>
@@ -604,7 +604,7 @@
           <w:color w:val="000000"/>
           <w:sz w:val="22"/>
         </w:rPr>
-        <w:t>doit avant toute transmission au procureur de la République informer l’employeur des faits susceptibles de qualification</w:t>
+        <w:t>doit avant toute transmission au procureur de la République informer l'employeur des faits susceptibles de qualification</w:t>
       </w:r>
     </w:p>
     <w:p>
@@ -614,7 +614,7 @@
           <w:color w:val="000000"/>
           <w:sz w:val="22"/>
         </w:rPr>
-        <w:t>pénale et des sanctions encourues. La DREETS peut aussi proposer une transaction pénale lorsque l’infraction retenue</w:t>
+        <w:t>pénale et des sanctions encourues. La DREETS peut aussi proposer une transaction pénale lorsque l'infraction retenue</w:t>
       </w:r>
     </w:p>
     <w:p>
@@ -624,7 +624,7 @@
           <w:color w:val="000000"/>
           <w:sz w:val="22"/>
         </w:rPr>
-        <w:t>est une contravention ou un délit passible d’une peine d’emprisonnement de moins d’un an. La transaction n’est</w:t>
+        <w:t>est une contravention ou un délit passible d'une peine d'emprisonnement de moins d'un an. La transaction n'est</w:t>
       </w:r>
     </w:p>
     <w:p>
@@ -634,7 +634,7 @@
           <w:color w:val="000000"/>
           <w:sz w:val="22"/>
         </w:rPr>
-        <w:t>possible que pour les infractions entrant dans le champ d’application de la loi (art. 8114-4), elle doit être acceptée par</w:t>
+        <w:t>possible que pour les infractions entrant dans le champ d'application de la loi (art. 8114-4), elle doit être acceptée par</w:t>
       </w:r>
     </w:p>
     <w:p>
@@ -644,7 +644,7 @@
           <w:color w:val="000000"/>
           <w:sz w:val="22"/>
         </w:rPr>
-        <w:t>l’employeur puis faire l’objet d’une homologation par le procureur de la République.</w:t>
+        <w:t>l'employeur puis faire l'objet d'une homologation par le procureur de la République.</w:t>
       </w:r>
     </w:p>
     <w:p/>
@@ -658,7 +658,7 @@
           <w:color w:val="2F5496"/>
           <w:sz w:val="24"/>
         </w:rPr>
-        <w:t>D- ARRÊT TEMPORAIRE DES TRAVAUX OU D’ACTIVITÉ (ART. L 4721-8 AL 1, 4731-1 C.TRAV.) D –</w:t>
+        <w:t>D- ARRÊT TEMPORAIRE DES TRAVAUX OU D'ACTIVITÉ (ART. L 4721-8 AL 1, 4731-1 C.TRAV.) D –</w:t>
       </w:r>
     </w:p>
     <w:p>
@@ -668,7 +668,7 @@
           <w:color w:val="000000"/>
           <w:sz w:val="22"/>
         </w:rPr>
-        <w:t>Dans certains cas précis, lorsqu’il s’agit par exemple de soustraire les salariés à une situation dangereuse sur les</w:t>
+        <w:t>Dans certains cas précis, lorsqu'il s'agit par exemple de soustraire les salariés à une situation dangereuse sur les</w:t>
       </w:r>
     </w:p>
     <w:p>
@@ -678,7 +678,7 @@
           <w:color w:val="000000"/>
           <w:sz w:val="22"/>
         </w:rPr>
-        <w:t>chantiers du bâtiment et des travaux publics (Risque de chute ou risque d’ensevelissement sur un chantier par exemple)</w:t>
+        <w:t>chantiers du bâtiment et des travaux publics (Risque de chute ou risque d'ensevelissement sur un chantier par exemple)</w:t>
       </w:r>
     </w:p>
     <w:p>
@@ -688,7 +688,7 @@
           <w:color w:val="000000"/>
           <w:sz w:val="22"/>
         </w:rPr>
-        <w:t>ou d’une situation dangereuse résultant d’une exposition à une substance chimique cancérigène, mutagène ou toxique,</w:t>
+        <w:t>ou d'une situation dangereuse résultant d'une exposition à une substance chimique cancérigène, mutagène ou toxique,</w:t>
       </w:r>
     </w:p>
     <w:p>
@@ -698,7 +698,7 @@
           <w:color w:val="000000"/>
           <w:sz w:val="22"/>
         </w:rPr>
-        <w:t>l’inspecteur du travail peut, sous son autorité, prescrire l’arrêt immédiat des travaux ou de l’activité. Celui-ci n’entraîne</w:t>
+        <w:t>l'inspecteur du travail peut, sous son autorité, prescrire l'arrêt immédiat des travaux ou de l'activité. Celui-ci n'entraîne</w:t>
       </w:r>
     </w:p>
     <w:p>
@@ -708,7 +708,7 @@
           <w:color w:val="000000"/>
           <w:sz w:val="22"/>
         </w:rPr>
-        <w:t>ni rupture ni suspension des contrats de travail, l’employeur devant maintenir la rémunération des salariés.</w:t>
+        <w:t>ni rupture ni suspension des contrats de travail, l'employeur devant maintenir la rémunération des salariés.</w:t>
       </w:r>
     </w:p>
     <w:p>
@@ -718,7 +718,7 @@
           <w:color w:val="000000"/>
           <w:sz w:val="22"/>
         </w:rPr>
-        <w:t>La décision de l’inspecteur du travail peut faire l’objet d’un recours en référé devant la juridiction administrative.</w:t>
+        <w:t>La décision de l'inspecteur du travail peut faire l'objet d'un recours en référé devant la juridiction administrative.</w:t>
       </w:r>
     </w:p>
     <w:p/>
@@ -732,7 +732,7 @@
           <w:color w:val="2F5496"/>
           <w:sz w:val="24"/>
         </w:rPr>
-        <w:t>E- L’AMENDE ADMINISTRATIVE (ART. 8115-1 C.TRAV.)</w:t>
+        <w:t>E- L'AMENDE ADMINISTRATIVE (ART. 8115-1 C.TRAV.)</w:t>
       </w:r>
     </w:p>
     <w:p>
@@ -742,7 +742,7 @@
           <w:color w:val="000000"/>
           <w:sz w:val="22"/>
         </w:rPr>
-        <w:t>Depuis le 1er juillet 2016, il est possible pour l’autorité administrative, sur rapport de l’inspecteur du travail, de prononcer des</w:t>
+        <w:t>Depuis le 1er juillet 2016, il est possible pour l'autorité administrative, sur rapport de l'inspecteur du travail, de prononcer des</w:t>
       </w:r>
     </w:p>
     <w:p>
@@ -752,7 +752,7 @@
           <w:color w:val="000000"/>
           <w:sz w:val="22"/>
         </w:rPr>
-        <w:t>amendes administratives à l’encontre de l’employeur lorsque des manquements sont constatés dans les domaines suivants :</w:t>
+        <w:t>amendes administratives à l'encontre de l'employeur lorsque des manquements sont constatés dans les domaines suivants :</w:t>
       </w:r>
     </w:p>
     <w:p>
@@ -791,7 +791,7 @@
           <w:color w:val="000000"/>
           <w:sz w:val="22"/>
         </w:rPr>
-        <w:t>l’établissement d’un décompte de la durée du travail ;</w:t>
+        <w:t>l'établissement d'un décompte de la durée du travail ;</w:t>
       </w:r>
     </w:p>
     <w:p>
@@ -817,7 +817,7 @@
           <w:color w:val="000000"/>
           <w:sz w:val="22"/>
         </w:rPr>
-        <w:t>les obligations de l’employeur relatives aux installations sanitaires, à la restauration et à l’hébergement ;</w:t>
+        <w:t>les obligations de l'employeur relatives aux installations sanitaires, à la restauration et à l'hébergement ;</w:t>
       </w:r>
     </w:p>
     <w:p>
@@ -830,7 +830,7 @@
           <w:color w:val="000000"/>
           <w:sz w:val="22"/>
         </w:rPr>
-        <w:t>les mesures relatives aux prescriptions techniques de protection durant l’exécution des travaux.</w:t>
+        <w:t>les mesures relatives aux prescriptions techniques de protection durant l'exécution des travaux.</w:t>
       </w:r>
     </w:p>
     <w:p>
@@ -840,7 +840,7 @@
           <w:color w:val="000000"/>
           <w:sz w:val="22"/>
         </w:rPr>
-        <w:t>Les amendes susceptibles d’être encourues vont de 2 000 à 10 000 euros par salarié concerné (le double en cas de récidive).</w:t>
+        <w:t>Les amendes susceptibles d'être encourues vont de 2 000 à 10 000 euros par salarié concerné (le double en cas de récidive).</w:t>
       </w:r>
     </w:p>
     <w:p>
@@ -850,7 +850,7 @@
           <w:color w:val="000000"/>
           <w:sz w:val="22"/>
         </w:rPr>
-        <w:t>Préalablement, l’employeur doit être informé et dispose du délai d’un mois pour contester la mesure. Une fois le délai</w:t>
+        <w:t>Préalablement, l'employeur doit être informé et dispose du délai d'un mois pour contester la mesure. Une fois le délai</w:t>
       </w:r>
     </w:p>
     <w:p>
@@ -860,7 +860,7 @@
           <w:color w:val="000000"/>
           <w:sz w:val="22"/>
         </w:rPr>
-        <w:t>purgé, l’autorité administrative peut prononcer l’amende.</w:t>
+        <w:t>purgé, l'autorité administrative peut prononcer l'amende.</w:t>
       </w:r>
     </w:p>
     <w:p/>
@@ -884,7 +884,7 @@
           <w:color w:val="000000"/>
           <w:sz w:val="22"/>
         </w:rPr>
-        <w:t>La DREETS peut, tant que l’action publique n’a pas été mise en mouvement, proposer une transaction pénale consistant</w:t>
+        <w:t>La DREETS peut, tant que l'action publique n'a pas été mise en mouvement, proposer une transaction pénale consistant</w:t>
       </w:r>
     </w:p>
     <w:p>
@@ -894,7 +894,7 @@
           <w:color w:val="000000"/>
           <w:sz w:val="22"/>
         </w:rPr>
-        <w:t>au paiement d’une amende pour les infractions qualifiées de contraventions ou les délits réprimés par une peine d’em-</w:t>
+        <w:t>au paiement d'une amende pour les infractions qualifiées de contraventions ou les délits réprimés par une peine d'em-</w:t>
       </w:r>
     </w:p>
     <w:p>
@@ -904,7 +904,7 @@
           <w:color w:val="000000"/>
           <w:sz w:val="22"/>
         </w:rPr>
-        <w:t>prisonnement de moins d’un an. Lorsqu’elle est acceptée, la transaction doit être ensuite homologuée par le procureur</w:t>
+        <w:t>prisonnement de moins d'un an. Lorsqu'elle est acceptée, la transaction doit être ensuite homologuée par le procureur</w:t>
       </w:r>
     </w:p>
     <w:p>
@@ -917,7 +917,6 @@
         <w:t>de la République.</w:t>
       </w:r>
     </w:p>
-    <w:p/>
     <w:sectPr>
       <w:pgSz w:w="12240" w:h="15840"/>
       <w:pgMar w:top="1440" w:right="1800" w:bottom="1440" w:left="1800" w:header="720" w:footer="720" w:gutter="0"/>

--- a/droit social dcg/31- inspection du travail.docx
+++ b/droit social dcg/31- inspection du travail.docx
@@ -288,7 +288,7 @@
       <w:r>
         <w:rPr>
           <w:b w:val="0"/>
-          <w:color w:val="000000"/>
+          <w:color w:val="00703C"/>
           <w:sz w:val="22"/>
         </w:rPr>
         <w:t>Le droit de visite consiste en la possibilité pour l'inspecteur de visiter l'intérieur des locaux dans lesquels les salariés</w:t>
@@ -352,7 +352,7 @@
       <w:r>
         <w:rPr>
           <w:b w:val="0"/>
-          <w:color w:val="000000"/>
+          <w:color w:val="BF5700"/>
           <w:sz w:val="22"/>
         </w:rPr>
         <w:t>tres et documents obligatoires (le registre du personnel, les contrats de travail…). Ce droit s'étend à tout document de</w:t>
@@ -406,7 +406,7 @@
       <w:r>
         <w:rPr>
           <w:b w:val="0"/>
-          <w:color w:val="000000"/>
+          <w:color w:val="00703C"/>
           <w:sz w:val="22"/>
         </w:rPr>
         <w:t>l'accomplissement de son contrôle. Par exemple s'il s'agit de vérifier que les salariés ne sont pas en contact avec des</w:t>
@@ -453,7 +453,7 @@
       <w:r>
         <w:rPr>
           <w:b w:val="0"/>
-          <w:color w:val="000000"/>
+          <w:color w:val="C00000"/>
           <w:sz w:val="22"/>
         </w:rPr>
         <w:t>Prévue par aucun texte (sauf exception), la lettre d'observation est un écrit récapitulant les différents constats et relevés</w:t>
@@ -517,7 +517,7 @@
       <w:r>
         <w:rPr>
           <w:b w:val="0"/>
-          <w:color w:val="000000"/>
+          <w:color w:val="00703C"/>
           <w:sz w:val="22"/>
         </w:rPr>
         <w:t>inférieur à 4 jours. Son caractère impératif ouvre un droit de recours au profit de l'employeur soit par la voie hiérarchique</w:t>
@@ -581,7 +581,7 @@
       <w:r>
         <w:rPr>
           <w:b w:val="0"/>
-          <w:color w:val="000000"/>
+          <w:color w:val="BF5700"/>
           <w:sz w:val="22"/>
         </w:rPr>
         <w:t>est transmis au procureur de la république, qui en application du principe d'opportunité des poursuites, peut décider de</w:t>
@@ -601,7 +601,7 @@
       <w:r>
         <w:rPr>
           <w:b w:val="0"/>
-          <w:color w:val="000000"/>
+          <w:color w:val="BF5700"/>
           <w:sz w:val="22"/>
         </w:rPr>
         <w:t>doit avant toute transmission au procureur de la République informer l'employeur des faits susceptibles de qualification</w:t>
@@ -631,7 +631,7 @@
       <w:r>
         <w:rPr>
           <w:b w:val="0"/>
-          <w:color w:val="000000"/>
+          <w:color w:val="BF5700"/>
           <w:sz w:val="22"/>
         </w:rPr>
         <w:t>possible que pour les infractions entrant dans le champ d'application de la loi (art. 8114-4), elle doit être acceptée par</w:t>
@@ -641,7 +641,7 @@
       <w:r>
         <w:rPr>
           <w:b w:val="0"/>
-          <w:color w:val="000000"/>
+          <w:color w:val="00703C"/>
           <w:sz w:val="22"/>
         </w:rPr>
         <w:t>l'employeur puis faire l'objet d'une homologation par le procureur de la République.</w:t>
@@ -665,7 +665,7 @@
       <w:r>
         <w:rPr>
           <w:b w:val="0"/>
-          <w:color w:val="000000"/>
+          <w:color w:val="00703C"/>
           <w:sz w:val="22"/>
         </w:rPr>
         <w:t>Dans certains cas précis, lorsqu'il s'agit par exemple de soustraire les salariés à une situation dangereuse sur les</w:t>
@@ -715,7 +715,7 @@
       <w:r>
         <w:rPr>
           <w:b w:val="0"/>
-          <w:color w:val="000000"/>
+          <w:color w:val="00703C"/>
           <w:sz w:val="22"/>
         </w:rPr>
         <w:t>La décision de l'inspecteur du travail peut faire l'objet d'un recours en référé devant la juridiction administrative.</w:t>
@@ -814,7 +814,7 @@
       <w:r>
         <w:rPr>
           <w:b w:val="0"/>
-          <w:color w:val="000000"/>
+          <w:color w:val="BF5700"/>
           <w:sz w:val="22"/>
         </w:rPr>
         <w:t>les obligations de l'employeur relatives aux installations sanitaires, à la restauration et à l'hébergement ;</w:t>
@@ -847,7 +847,7 @@
       <w:r>
         <w:rPr>
           <w:b w:val="0"/>
-          <w:color w:val="000000"/>
+          <w:color w:val="BF5700"/>
           <w:sz w:val="22"/>
         </w:rPr>
         <w:t>Préalablement, l'employeur doit être informé et dispose du délai d'un mois pour contester la mesure. Une fois le délai</w:t>
@@ -901,7 +901,7 @@
       <w:r>
         <w:rPr>
           <w:b w:val="0"/>
-          <w:color w:val="000000"/>
+          <w:color w:val="BF5700"/>
           <w:sz w:val="22"/>
         </w:rPr>
         <w:t>prisonnement de moins d'un an. Lorsqu'elle est acceptée, la transaction doit être ensuite homologuée par le procureur</w:t>
